--- a/legal/Politica_de_Cookies_ES.docx
+++ b/legal/Politica_de_Cookies_ES.docx
@@ -42,7 +42,7 @@
           <w:sz w:val="20"/>
           <w:szCs w:val="20"/>
         </w:rPr>
-        <w:t xml:space="preserve">Última actualización: 17 de julio de 2026</w:t>
+        <w:t xml:space="preserve">Última actualización: 21 de julio de 2026 · Versión 2.0</w:t>
       </w:r>
     </w:p>
     <w:p>
@@ -55,6 +55,54 @@
     </w:p>
     <w:p>
       <w:pPr>
+        <w:pStyle w:val="Heading2"/>
+        <w:spacing w:after="100" w:before="220"/>
+      </w:pPr>
+      <w:r>
+        <w:t xml:space="preserve">En resumen</w:t>
+      </w:r>
+    </w:p>
+    <w:p>
+      <w:pPr>
+        <w:pStyle w:val="ListParagraph"/>
+        <w:numPr>
+          <w:ilvl w:val="0"/>
+          <w:numId w:val="2"/>
+        </w:numPr>
+        <w:spacing w:after="80" w:line="300"/>
+      </w:pPr>
+      <w:r>
+        <w:t xml:space="preserve">Usamos cookies estrictamente necesarias sin consentimiento y cookies analíticas/marketing solo si consientes.</w:t>
+      </w:r>
+    </w:p>
+    <w:p>
+      <w:pPr>
+        <w:pStyle w:val="ListParagraph"/>
+        <w:numPr>
+          <w:ilvl w:val="0"/>
+          <w:numId w:val="2"/>
+        </w:numPr>
+        <w:spacing w:after="80" w:line="300"/>
+      </w:pPr>
+      <w:r>
+        <w:t xml:space="preserve">Puedes cambiar de opinión en cualquier momento desde el enlace "Preferencias de cookies" en el pie de página.</w:t>
+      </w:r>
+    </w:p>
+    <w:p>
+      <w:pPr>
+        <w:pStyle w:val="ListParagraph"/>
+        <w:numPr>
+          <w:ilvl w:val="0"/>
+          <w:numId w:val="2"/>
+        </w:numPr>
+        <w:spacing w:after="80" w:line="300"/>
+      </w:pPr>
+      <w:r>
+        <w:t xml:space="preserve">Registramos tus elecciones como prueba del consentimiento.</w:t>
+      </w:r>
+    </w:p>
+    <w:p>
+      <w:pPr>
         <w:spacing w:after="140" w:line="300"/>
         <w:jc w:val="both"/>
       </w:pPr>
@@ -80,6 +128,25 @@
       </w:r>
       <w:r>
         <w:t xml:space="preserve">") utiliza cookies y tecnologías similares (local storage, píxeles, SDK) en el sitio web y las aplicaciones de TrainMind AI, de conformidad con el RGPD, el art. 122 del D.lgs. italiano 196/2003 y las Directrices sobre cookies de la autoridad italiana de protección de datos (Garante) de 10 de junio de 2021.</w:t>
+      </w:r>
+    </w:p>
+    <w:p>
+      <w:pPr>
+        <w:spacing w:after="140" w:line="300"/>
+        <w:jc w:val="both"/>
+      </w:pPr>
+      <w:r>
+        <w:t xml:space="preserve">La versión italiana es la </w:t>
+      </w:r>
+      <w:r>
+        <w:rPr>
+          <w:b/>
+          <w:bCs/>
+        </w:rPr>
+        <w:t xml:space="preserve">versión oficial</w:t>
+      </w:r>
+      <w:r>
+        <w:t xml:space="preserve"> y prevalece sobre cualquier traducción en caso de discrepancia.</w:t>
       </w:r>
     </w:p>
     <w:p>
@@ -231,7 +298,7 @@
                 <w:sz w:val="19"/>
                 <w:szCs w:val="19"/>
               </w:rPr>
-              <w:t xml:space="preserve">Técnicas / estrictamente necesarias</w:t>
+              <w:t xml:space="preserve">Estrictamente necesarias</w:t>
             </w:r>
           </w:p>
         </w:tc>
@@ -256,7 +323,7 @@
                 <w:sz w:val="19"/>
                 <w:szCs w:val="19"/>
               </w:rPr>
-              <w:t xml:space="preserve">Autenticación, gestión de la sesión, seguridad, balanceo de carga, almacenamiento de preferencias (p. ej. idioma, elecciones de cookies). Sin ellas el Servicio no puede funcionar.</w:t>
+              <w:t xml:space="preserve">Autenticación, gestión de la sesión, seguridad, balanceo de carga, almacenamiento de preferencias esenciales (p. ej. idioma, elecciones de cookies). Sin ellas el Servicio no puede funcionar.</w:t>
             </w:r>
           </w:p>
         </w:tc>
@@ -281,7 +348,7 @@
                 <w:sz w:val="19"/>
                 <w:szCs w:val="19"/>
               </w:rPr>
-              <w:t xml:space="preserve">No requieren consentimiento (interés legítimo / contrato)</w:t>
+              <w:t xml:space="preserve">No requieren consentimiento (art. 122 D.lgs. 196/2003)</w:t>
             </w:r>
           </w:p>
         </w:tc>
@@ -452,17 +519,7 @@
         <w:jc w:val="both"/>
       </w:pPr>
       <w:r>
-        <w:t xml:space="preserve">La lista detallada y siempre actualizada de las cookies individuales (nombre, proveedor, duración, finalidad) está disponible en el banner/centro de preferencias de cookies del Servicio. </w:t>
-      </w:r>
-      <w:r>
-        <w:rPr>
-          <w:b/>
-          <w:bCs/>
-        </w:rPr>
-        <w:t xml:space="preserve">[Insertar o enlazar la tabla de cookies generada por la plataforma de gestión del consentimiento.]</w:t>
-      </w:r>
-      <w:r>
-        <w:t xml:space="preserve"/>
+        <w:t xml:space="preserve">La lista detallada y siempre actualizada de las cookies individuales (nombre, proveedor, duración, finalidad) está disponible en el banner/centro de preferencias de cookies del Servicio.</w:t>
       </w:r>
     </w:p>
     <w:p>
@@ -480,7 +537,37 @@
         <w:jc w:val="both"/>
       </w:pPr>
       <w:r>
-        <w:t xml:space="preserve">En tu primera visita, un banner te permite: aceptar todas las cookies; rechazar todas las cookies no técnicas; o personalizar tus elecciones por categoría. Ninguna cookie no técnica se instala antes del consentimiento. Tu elección se memoriza y puede modificarse en cualquier momento mediante el enlace </w:t>
+        <w:t xml:space="preserve">En tu primera visita, un banner te permite: </w:t>
+      </w:r>
+      <w:r>
+        <w:rPr>
+          <w:b/>
+          <w:bCs/>
+        </w:rPr>
+        <w:t xml:space="preserve">aceptar todas</w:t>
+      </w:r>
+      <w:r>
+        <w:t xml:space="preserve"> las cookies; </w:t>
+      </w:r>
+      <w:r>
+        <w:rPr>
+          <w:b/>
+          <w:bCs/>
+        </w:rPr>
+        <w:t xml:space="preserve">rechazar todas</w:t>
+      </w:r>
+      <w:r>
+        <w:t xml:space="preserve"> las cookies no técnicas; o </w:t>
+      </w:r>
+      <w:r>
+        <w:rPr>
+          <w:b/>
+          <w:bCs/>
+        </w:rPr>
+        <w:t xml:space="preserve">personalizar</w:t>
+      </w:r>
+      <w:r>
+        <w:t xml:space="preserve"> tus elecciones por categoría. Ninguna cookie no técnica se instala antes del consentimiento. Tu elección se memoriza y puede modificarse en cualquier momento mediante el enlace </w:t>
       </w:r>
       <w:r>
         <w:rPr>
@@ -509,7 +596,17 @@
         <w:t xml:space="preserve">registran como prueba del consentimiento</w:t>
       </w:r>
       <w:r>
-        <w:t xml:space="preserve"> (art. 7(1) RGPD). En línea con las Directrices del Garante, el banner no se vuelve a mostrar durante al menos 6 meses desde tu elección, salvo que cambien significativamente las condiciones del tratamiento, sea imposible saber si ya se expresó una elección (p. ej. cookies eliminadas) o reabras tú mismo el centro de preferencias.</w:t>
+        <w:t xml:space="preserve"> (art. 7(1) RGPD). En línea con las Directrices del Garante, el banner no se vuelve a mostrar durante al menos </w:t>
+      </w:r>
+      <w:r>
+        <w:rPr>
+          <w:b/>
+          <w:bCs/>
+        </w:rPr>
+        <w:t xml:space="preserve">6 meses</w:t>
+      </w:r>
+      <w:r>
+        <w:t xml:space="preserve"> desde tu elección, salvo que cambien significativamente las condiciones del tratamiento, sea imposible saber si ya se expresó una elección (p. ej. cookies eliminadas) o reabras tú mismo el centro de preferencias.</w:t>
       </w:r>
     </w:p>
     <w:p>
@@ -527,7 +624,7 @@
         <w:jc w:val="both"/>
       </w:pPr>
       <w:r>
-        <w:t xml:space="preserve">Algunas cookies son instaladas por terceros que actúan como responsables autónomos o encargados del tratamiento (p. ej. Google, Meta). No controlamos sus tratamientos; te invitamos a consultar sus respectivas políticas de privacidad. Cuando los terceros estén establecidos fuera del EEE, las transferencias se realizan con las garantías descritas en nuestra Política de Privacidad.</w:t>
+        <w:t xml:space="preserve">Algunas cookies son instaladas por terceros que actúan como responsables autónomos o encargados del tratamiento (p. ej. Google, Meta). No controlamos sus tratamientos; te invitamos a consultar sus respectivas políticas de privacidad. Cuando los terceros estén establecidos fuera del EEE, las transferencias se realizan con las garantías descritas en nuestra Política de Privacidad (DPF, SCC).</w:t>
       </w:r>
     </w:p>
     <w:p>
@@ -784,6 +881,12 @@
   </w:abstractNum>
   <w:num w:numId="1">
     <w:abstractNumId w:val="1"/>
+    <w:lvlOverride w:ilvl="0">
+      <w:startOverride w:val="1"/>
+    </w:lvlOverride>
+  </w:num>
+  <w:num w:numId="2">
+    <w:abstractNumId w:val="2"/>
     <w:lvlOverride w:ilvl="0">
       <w:startOverride w:val="1"/>
     </w:lvlOverride>
